--- a/backend/src/test/resources/fixtures/m7-msa-clean.docx
+++ b/backend/src/test/resources/fixtures/m7-msa-clean.docx
@@ -87,7 +87,7 @@
         <w:pStyle w:val="Normal"/>
       </w:pPr>
       <w:r>
-        <w:t xml:space="preserve">4.1 Sections 2 (Indemnification) and 3 (Confidentiality) survive termination of this Agreement.</w:t>
+        <w:t xml:space="preserve">4.1 Sections 3 (Confidentiality) and 2 (Indemnification) survive termination of this Agreement.</w:t>
       </w:r>
     </w:p>
     <w:p>
